--- a/public/downloads/iceberg-model-template.docx
+++ b/public/downloads/iceberg-model-template.docx
@@ -15,7 +15,7 @@
           <w:sz w:val="30"/>
           <w:szCs w:val="30"/>
         </w:rPr>
-        <w:t xml:space="preserve">Iceberg model — template</w:t>
+        <w:t xml:space="preserve">Iceberg model, template</w:t>
       </w:r>
     </w:p>
     <w:p>

--- a/public/downloads/iceberg-model-template.docx
+++ b/public/downloads/iceberg-model-template.docx
@@ -15,7 +15,7 @@
           <w:sz w:val="30"/>
           <w:szCs w:val="30"/>
         </w:rPr>
-        <w:t xml:space="preserve">Iceberg model, template</w:t>
+        <w:t xml:space="preserve">Iceberg model - template</w:t>
       </w:r>
     </w:p>
     <w:p>

--- a/public/downloads/iceberg-model-template.docx
+++ b/public/downloads/iceberg-model-template.docx
@@ -73,8 +73,8 @@
         </w:tblBorders>
       </w:tblPr>
       <w:tblGrid>
-        <w:gridCol w:w="2600"/>
-        <w:gridCol w:w="8200"/>
+        <w:gridCol w:w="2183"/>
+        <w:gridCol w:w="6886"/>
       </w:tblGrid>
       <w:tr>
         <w:trPr>
